--- a/briefings/线口监测午报-2026-09-21.docx
+++ b/briefings/线口监测午报-2026-09-21.docx
@@ -22,7 +22,7 @@
           <w:color w:val="888888"/>
           <w:sz w:val="18"/>
         </w:rPr>
-        <w:t>监测窗口:近48小时 | 生成时间:2026-09-21 13:01</w:t>
+        <w:t>监测窗口:近48小时 | 生成时间:2026-09-21 14:23</w:t>
       </w:r>
     </w:p>
     <w:p>
@@ -70,6 +70,108 @@
           <w:color w:val="888888"/>
           <w:sz w:val="24"/>
         </w:rPr>
+        <w:t>铭凡推出新款 N5 Air NAS，锐龙 5 7640HS 处理器</w:t>
+      </w:r>
+    </w:p>
+    <w:p>
+      <w:r>
+        <w:rPr>
+          <w:rFonts w:ascii="Times New Roman" w:hAnsi="Times New Roman" w:eastAsia="宋体"/>
+          <w:color w:val="888888"/>
+          <w:sz w:val="18"/>
+        </w:rPr>
+        <w:t>来源:IT之家 | 时间:09-21 14:15</w:t>
+      </w:r>
+    </w:p>
+    <w:p>
+      <w:r>
+        <w:rPr>
+          <w:rFonts w:ascii="Times New Roman" w:hAnsi="Times New Roman" w:eastAsia="宋体"/>
+          <w:sz w:val="18"/>
+        </w:rPr>
+        <w:t>链接:</w:t>
+      </w:r>
+      <w:hyperlink r:id="rId9">
+        <w:r>
+          <w:rPr>
+            <w:color w:val="0563C1"/>
+            <w:u w:val="single"/>
+          </w:rPr>
+          <w:t>铭凡推出新款 N5 Air NAS，锐龙 5 7640HS 处理器</w:t>
+        </w:r>
+      </w:hyperlink>
+    </w:p>
+    <w:p>
+      <w:pPr>
+        <w:pStyle w:val="Heading3"/>
+      </w:pPr>
+      <w:r>
+        <w:rPr>
+          <w:rFonts w:ascii="Times New Roman" w:hAnsi="Times New Roman" w:eastAsia="黑体"/>
+          <w:b w:val="0"/>
+          <w:color w:val="888888"/>
+          <w:sz w:val="24"/>
+        </w:rPr>
+        <w:t>【C级·参考】</w:t>
+      </w:r>
+      <w:r>
+        <w:rPr>
+          <w:rFonts w:ascii="Times New Roman" w:hAnsi="Times New Roman" w:eastAsia="黑体"/>
+          <w:b w:val="0"/>
+          <w:color w:val="888888"/>
+          <w:sz w:val="24"/>
+        </w:rPr>
+        <w:t>Marvell 宣布展示业界首批 AI 数据中心基础设施 2nm 光学技术</w:t>
+      </w:r>
+    </w:p>
+    <w:p>
+      <w:r>
+        <w:rPr>
+          <w:rFonts w:ascii="Times New Roman" w:hAnsi="Times New Roman" w:eastAsia="宋体"/>
+          <w:color w:val="888888"/>
+          <w:sz w:val="18"/>
+        </w:rPr>
+        <w:t>来源:IT之家 | 时间:09-21 14:01</w:t>
+      </w:r>
+    </w:p>
+    <w:p>
+      <w:r>
+        <w:rPr>
+          <w:rFonts w:ascii="Times New Roman" w:hAnsi="Times New Roman" w:eastAsia="宋体"/>
+          <w:sz w:val="18"/>
+        </w:rPr>
+        <w:t>链接:</w:t>
+      </w:r>
+      <w:hyperlink r:id="rId10">
+        <w:r>
+          <w:rPr>
+            <w:color w:val="0563C1"/>
+            <w:u w:val="single"/>
+          </w:rPr>
+          <w:t>Marvell 宣布展示业界首批 AI 数据中心基础设施 2nm 光学技术</w:t>
+        </w:r>
+      </w:hyperlink>
+    </w:p>
+    <w:p>
+      <w:pPr>
+        <w:pStyle w:val="Heading3"/>
+      </w:pPr>
+      <w:r>
+        <w:rPr>
+          <w:rFonts w:ascii="Times New Roman" w:hAnsi="Times New Roman" w:eastAsia="黑体"/>
+          <w:b w:val="0"/>
+          <w:color w:val="888888"/>
+          <w:sz w:val="24"/>
+        </w:rPr>
+        <w:t>【C级·参考】</w:t>
+      </w:r>
+      <w:r>
+        <w:rPr>
+          <w:rFonts w:ascii="Times New Roman" w:hAnsi="Times New Roman" w:eastAsia="黑体"/>
+          <w:b w:val="0"/>
+          <w:color w:val="888888"/>
+          <w:sz w:val="24"/>
+        </w:rPr>
         <w:t>微软 AI 负责人苏莱曼：美国不应该以中国 AI 发展太快为理由反对监管</w:t>
       </w:r>
     </w:p>
@@ -91,7 +193,7 @@
         </w:rPr>
         <w:t>链接:</w:t>
       </w:r>
-      <w:hyperlink r:id="rId9">
+      <w:hyperlink r:id="rId11">
         <w:r>
           <w:rPr>
             <w:color w:val="0563C1"/>
@@ -142,7 +244,7 @@
         </w:rPr>
         <w:t>链接:</w:t>
       </w:r>
-      <w:hyperlink r:id="rId10">
+      <w:hyperlink r:id="rId12">
         <w:r>
           <w:rPr>
             <w:color w:val="0563C1"/>
@@ -193,7 +295,7 @@
         </w:rPr>
         <w:t>链接:</w:t>
       </w:r>
-      <w:hyperlink r:id="rId11">
+      <w:hyperlink r:id="rId13">
         <w:r>
           <w:rPr>
             <w:color w:val="0563C1"/>
@@ -244,7 +346,7 @@
         </w:rPr>
         <w:t>链接:</w:t>
       </w:r>
-      <w:hyperlink r:id="rId12">
+      <w:hyperlink r:id="rId14">
         <w:r>
           <w:rPr>
             <w:color w:val="0563C1"/>
@@ -295,64 +397,13 @@
         </w:rPr>
         <w:t>链接:</w:t>
       </w:r>
-      <w:hyperlink r:id="rId13">
+      <w:hyperlink r:id="rId15">
         <w:r>
           <w:rPr>
             <w:color w:val="0563C1"/>
             <w:u w:val="single"/>
           </w:rPr>
           <w:t>雷神移动工作站 AI Master M7000 发售：锐龙 AI Max+ 395，64GB 内存 + 85GB AI SSD 缓存</w:t>
-        </w:r>
-      </w:hyperlink>
-    </w:p>
-    <w:p>
-      <w:pPr>
-        <w:pStyle w:val="Heading3"/>
-      </w:pPr>
-      <w:r>
-        <w:rPr>
-          <w:rFonts w:ascii="Times New Roman" w:hAnsi="Times New Roman" w:eastAsia="黑体"/>
-          <w:b w:val="0"/>
-          <w:color w:val="888888"/>
-          <w:sz w:val="24"/>
-        </w:rPr>
-        <w:t>【C级·参考】</w:t>
-      </w:r>
-      <w:r>
-        <w:rPr>
-          <w:rFonts w:ascii="Times New Roman" w:hAnsi="Times New Roman" w:eastAsia="黑体"/>
-          <w:b w:val="0"/>
-          <w:color w:val="888888"/>
-          <w:sz w:val="24"/>
-        </w:rPr>
-        <w:t>被质疑“偷传代码”后智谱 ZCode 官宣开源：已完成整改并向所有用户道歉</w:t>
-      </w:r>
-    </w:p>
-    <w:p>
-      <w:r>
-        <w:rPr>
-          <w:rFonts w:ascii="Times New Roman" w:hAnsi="Times New Roman" w:eastAsia="宋体"/>
-          <w:color w:val="888888"/>
-          <w:sz w:val="18"/>
-        </w:rPr>
-        <w:t>来源:IT之家 | 时间:09-21 09:02</w:t>
-      </w:r>
-    </w:p>
-    <w:p>
-      <w:r>
-        <w:rPr>
-          <w:rFonts w:ascii="Times New Roman" w:hAnsi="Times New Roman" w:eastAsia="宋体"/>
-          <w:sz w:val="18"/>
-        </w:rPr>
-        <w:t>链接:</w:t>
-      </w:r>
-      <w:hyperlink r:id="rId14">
-        <w:r>
-          <w:rPr>
-            <w:color w:val="0563C1"/>
-            <w:u w:val="single"/>
-          </w:rPr>
-          <w:t>被质疑“偷传代码”后智谱 ZCode 官宣开源：已完成整改并向所有用户道歉</w:t>
         </w:r>
       </w:hyperlink>
     </w:p>
@@ -386,58 +437,7 @@
           <w:color w:val="888888"/>
           <w:sz w:val="18"/>
         </w:rPr>
-        <w:t>来源:IT之家 | 时间:09-21 08:48</w:t>
-      </w:r>
-    </w:p>
-    <w:p>
-      <w:r>
-        <w:rPr>
-          <w:rFonts w:ascii="Times New Roman" w:hAnsi="Times New Roman" w:eastAsia="宋体"/>
-          <w:sz w:val="18"/>
-        </w:rPr>
-        <w:t>链接:</w:t>
-      </w:r>
-      <w:hyperlink r:id="rId15">
-        <w:r>
-          <w:rPr>
-            <w:color w:val="0563C1"/>
-            <w:u w:val="single"/>
-          </w:rPr>
-          <w:t>Rokid 新一代乐奇 AI 眼镜 9 月 24 日数贸会发布</w:t>
-        </w:r>
-      </w:hyperlink>
-    </w:p>
-    <w:p>
-      <w:pPr>
-        <w:pStyle w:val="Heading3"/>
-      </w:pPr>
-      <w:r>
-        <w:rPr>
-          <w:rFonts w:ascii="Times New Roman" w:hAnsi="Times New Roman" w:eastAsia="黑体"/>
-          <w:b w:val="0"/>
-          <w:color w:val="888888"/>
-          <w:sz w:val="24"/>
-        </w:rPr>
-        <w:t>【C级·参考】</w:t>
-      </w:r>
-      <w:r>
-        <w:rPr>
-          <w:rFonts w:ascii="Times New Roman" w:hAnsi="Times New Roman" w:eastAsia="黑体"/>
-          <w:b w:val="0"/>
-          <w:color w:val="888888"/>
-          <w:sz w:val="24"/>
-        </w:rPr>
-        <w:t>遮光贴、智能戒指、AI眼镜步步升级，AI时代如何防考试作弊</w:t>
-      </w:r>
-    </w:p>
-    <w:p>
-      <w:r>
-        <w:rPr>
-          <w:rFonts w:ascii="Times New Roman" w:hAnsi="Times New Roman" w:eastAsia="宋体"/>
-          <w:color w:val="888888"/>
-          <w:sz w:val="18"/>
-        </w:rPr>
-        <w:t>来源:Bing新闻 | 时间:09-21 00:44</w:t>
+        <w:t>来源:Bing新闻 | 时间:09-20 19:48</w:t>
       </w:r>
     </w:p>
     <w:p>
@@ -454,7 +454,7 @@
             <w:color w:val="0563C1"/>
             <w:u w:val="single"/>
           </w:rPr>
-          <w:t>遮光贴、智能戒指、AI眼镜步步升级，AI时代如何防考试作弊</w:t>
+          <w:t>Rokid 新一代乐奇 AI 眼镜 9 月 24 日数贸会发布</w:t>
         </w:r>
       </w:hyperlink>
     </w:p>
@@ -488,7 +488,7 @@
           <w:color w:val="888888"/>
           <w:sz w:val="18"/>
         </w:rPr>
-        <w:t>来源:Bing新闻 | 时间:09-20 19:00</w:t>
+        <w:t>来源:Bing新闻 | 时间:09-20 19:17</w:t>
       </w:r>
     </w:p>
     <w:p>
@@ -778,6 +778,18 @@
     </w:p>
     <w:p>
       <w:pPr>
+        <w:pStyle w:val="Heading2"/>
+      </w:pPr>
+      <w:r>
+        <w:rPr>
+          <w:rFonts w:ascii="Times New Roman" w:hAnsi="Times New Roman" w:eastAsia="黑体"/>
+          <w:sz w:val="28"/>
+        </w:rPr>
+        <w:t>无人驾驶/低空/智慧出行</w:t>
+      </w:r>
+    </w:p>
+    <w:p>
+      <w:pPr>
         <w:pStyle w:val="Heading3"/>
       </w:pPr>
       <w:r>
@@ -796,7 +808,7 @@
           <w:color w:val="888888"/>
           <w:sz w:val="24"/>
         </w:rPr>
-        <w:t>曝特斯拉得州 Optimus 机器人工厂主结构接近完工，投产仍需时日</w:t>
+        <w:t>鸿蒙智行首款纯电 MPV 享界 V8 核心配置公布，全系标配 800V 高压平台、华为乾崑智驾</w:t>
       </w:r>
     </w:p>
     <w:p>
@@ -806,7 +818,7 @@
           <w:color w:val="888888"/>
           <w:sz w:val="18"/>
         </w:rPr>
-        <w:t>来源:IT之家 | 时间:09-21 09:15</w:t>
+        <w:t>来源:IT之家 | 时间:09-21 13:49</w:t>
       </w:r>
     </w:p>
     <w:p>
@@ -823,21 +835,9 @@
             <w:color w:val="0563C1"/>
             <w:u w:val="single"/>
           </w:rPr>
-          <w:t>曝特斯拉得州 Optimus 机器人工厂主结构接近完工，投产仍需时日</w:t>
+          <w:t>鸿蒙智行首款纯电 MPV 享界 V8 核心配置公布，全系标配 800V 高压平台、华为乾崑智驾</w:t>
         </w:r>
       </w:hyperlink>
-    </w:p>
-    <w:p>
-      <w:pPr>
-        <w:pStyle w:val="Heading2"/>
-      </w:pPr>
-      <w:r>
-        <w:rPr>
-          <w:rFonts w:ascii="Times New Roman" w:hAnsi="Times New Roman" w:eastAsia="黑体"/>
-          <w:sz w:val="28"/>
-        </w:rPr>
-        <w:t>无人驾驶/低空/智慧出行</w:t>
-      </w:r>
     </w:p>
     <w:p>
       <w:pPr>
@@ -939,6 +939,57 @@
           <w:color w:val="888888"/>
           <w:sz w:val="24"/>
         </w:rPr>
+        <w:t>米哈游反舞弊通报：2 人被公安机关依法逮捕，相关供应商列入黑名单</w:t>
+      </w:r>
+    </w:p>
+    <w:p>
+      <w:r>
+        <w:rPr>
+          <w:rFonts w:ascii="Times New Roman" w:hAnsi="Times New Roman" w:eastAsia="宋体"/>
+          <w:color w:val="888888"/>
+          <w:sz w:val="18"/>
+        </w:rPr>
+        <w:t>来源:IT之家 | 时间:09-21 14:21</w:t>
+      </w:r>
+    </w:p>
+    <w:p>
+      <w:r>
+        <w:rPr>
+          <w:rFonts w:ascii="Times New Roman" w:hAnsi="Times New Roman" w:eastAsia="宋体"/>
+          <w:sz w:val="18"/>
+        </w:rPr>
+        <w:t>链接:</w:t>
+      </w:r>
+      <w:hyperlink r:id="rId25">
+        <w:r>
+          <w:rPr>
+            <w:color w:val="0563C1"/>
+            <w:u w:val="single"/>
+          </w:rPr>
+          <w:t>米哈游反舞弊通报：2 人被公安机关依法逮捕，相关供应商列入黑名单</w:t>
+        </w:r>
+      </w:hyperlink>
+    </w:p>
+    <w:p>
+      <w:pPr>
+        <w:pStyle w:val="Heading3"/>
+      </w:pPr>
+      <w:r>
+        <w:rPr>
+          <w:rFonts w:ascii="Times New Roman" w:hAnsi="Times New Roman" w:eastAsia="黑体"/>
+          <w:b w:val="0"/>
+          <w:color w:val="888888"/>
+          <w:sz w:val="24"/>
+        </w:rPr>
+        <w:t>【C级·参考】</w:t>
+      </w:r>
+      <w:r>
+        <w:rPr>
+          <w:rFonts w:ascii="Times New Roman" w:hAnsi="Times New Roman" w:eastAsia="黑体"/>
+          <w:b w:val="0"/>
+          <w:color w:val="888888"/>
+          <w:sz w:val="24"/>
+        </w:rPr>
         <w:t>开发者将任天堂 N64 平台经典游戏《黄金眼 007》移植到 PC，支持 60FPS、双摇杆操作等</w:t>
       </w:r>
     </w:p>
@@ -960,7 +1011,7 @@
         </w:rPr>
         <w:t>链接:</w:t>
       </w:r>
-      <w:hyperlink r:id="rId25">
+      <w:hyperlink r:id="rId26">
         <w:r>
           <w:rPr>
             <w:color w:val="0563C1"/>
@@ -1011,7 +1062,7 @@
         </w:rPr>
         <w:t>链接:</w:t>
       </w:r>
-      <w:hyperlink r:id="rId26">
+      <w:hyperlink r:id="rId27">
         <w:r>
           <w:rPr>
             <w:color w:val="0563C1"/>
@@ -1062,7 +1113,7 @@
         </w:rPr>
         <w:t>链接:</w:t>
       </w:r>
-      <w:hyperlink r:id="rId27">
+      <w:hyperlink r:id="rId28">
         <w:r>
           <w:rPr>
             <w:color w:val="0563C1"/>
@@ -1113,7 +1164,7 @@
         </w:rPr>
         <w:t>链接:</w:t>
       </w:r>
-      <w:hyperlink r:id="rId28">
+      <w:hyperlink r:id="rId29">
         <w:r>
           <w:rPr>
             <w:color w:val="0563C1"/>
@@ -1164,64 +1215,13 @@
         </w:rPr>
         <w:t>链接:</w:t>
       </w:r>
-      <w:hyperlink r:id="rId29">
+      <w:hyperlink r:id="rId30">
         <w:r>
           <w:rPr>
             <w:color w:val="0563C1"/>
             <w:u w:val="single"/>
           </w:rPr>
           <w:t>“不加班,不乱改,不堆人”！CEO揭秘《黎明行者之血》，网易4000万美元赌中爆款</w:t>
-        </w:r>
-      </w:hyperlink>
-    </w:p>
-    <w:p>
-      <w:pPr>
-        <w:pStyle w:val="Heading3"/>
-      </w:pPr>
-      <w:r>
-        <w:rPr>
-          <w:rFonts w:ascii="Times New Roman" w:hAnsi="Times New Roman" w:eastAsia="黑体"/>
-          <w:b w:val="0"/>
-          <w:color w:val="888888"/>
-          <w:sz w:val="24"/>
-        </w:rPr>
-        <w:t>【C级·参考】</w:t>
-      </w:r>
-      <w:r>
-        <w:rPr>
-          <w:rFonts w:ascii="Times New Roman" w:hAnsi="Times New Roman" w:eastAsia="黑体"/>
-          <w:b w:val="0"/>
-          <w:color w:val="888888"/>
-          <w:sz w:val="24"/>
-        </w:rPr>
-        <w:t>雷神炽刃 X7s Pro Max 游戏鼠标新增紫 / 黄双色版本：搭 PAW3955 Turbo 传感器，349 元</w:t>
-      </w:r>
-    </w:p>
-    <w:p>
-      <w:r>
-        <w:rPr>
-          <w:rFonts w:ascii="Times New Roman" w:hAnsi="Times New Roman" w:eastAsia="宋体"/>
-          <w:color w:val="888888"/>
-          <w:sz w:val="18"/>
-        </w:rPr>
-        <w:t>来源:IT之家 | 时间:09-21 09:05</w:t>
-      </w:r>
-    </w:p>
-    <w:p>
-      <w:r>
-        <w:rPr>
-          <w:rFonts w:ascii="Times New Roman" w:hAnsi="Times New Roman" w:eastAsia="宋体"/>
-          <w:sz w:val="18"/>
-        </w:rPr>
-        <w:t>链接:</w:t>
-      </w:r>
-      <w:hyperlink r:id="rId30">
-        <w:r>
-          <w:rPr>
-            <w:color w:val="0563C1"/>
-            <w:u w:val="single"/>
-          </w:rPr>
-          <w:t>雷神炽刃 X7s Pro Max 游戏鼠标新增紫 / 黄双色版本：搭 PAW3955 Turbo 传感器，349 元</w:t>
         </w:r>
       </w:hyperlink>
     </w:p>

--- a/briefings/线口监测午报-2026-09-21.docx
+++ b/briefings/线口监测午报-2026-09-21.docx
@@ -22,7 +22,7 @@
           <w:color w:val="888888"/>
           <w:sz w:val="18"/>
         </w:rPr>
-        <w:t>监测窗口:近48小时 | 生成时间:2026-09-21 14:23</w:t>
+        <w:t>监测窗口:近48小时 | 生成时间:2026-09-21 21:58</w:t>
       </w:r>
     </w:p>
     <w:p>
@@ -70,7 +70,7 @@
           <w:color w:val="888888"/>
           <w:sz w:val="24"/>
         </w:rPr>
-        <w:t>铭凡推出新款 N5 Air NAS，锐龙 5 7640HS 处理器</w:t>
+        <w:t>科技巨头因 AI 购物起争端：亚马逊封禁 Meta Muse 智能体</w:t>
       </w:r>
     </w:p>
     <w:p>
@@ -80,7 +80,7 @@
           <w:color w:val="888888"/>
           <w:sz w:val="18"/>
         </w:rPr>
-        <w:t>来源:IT之家 | 时间:09-21 14:15</w:t>
+        <w:t>来源:IT之家 | 时间:09-21 19:52</w:t>
       </w:r>
     </w:p>
     <w:p>
@@ -97,7 +97,7 @@
             <w:color w:val="0563C1"/>
             <w:u w:val="single"/>
           </w:rPr>
-          <w:t>铭凡推出新款 N5 Air NAS，锐龙 5 7640HS 处理器</w:t>
+          <w:t>科技巨头因 AI 购物起争端：亚马逊封禁 Meta Muse 智能体</w:t>
         </w:r>
       </w:hyperlink>
     </w:p>
@@ -121,7 +121,7 @@
           <w:color w:val="888888"/>
           <w:sz w:val="24"/>
         </w:rPr>
-        <w:t>Marvell 宣布展示业界首批 AI 数据中心基础设施 2nm 光学技术</w:t>
+        <w:t>鸿蒙 PC 生态首款 AI 编程智能体工作台，阿里 Qoder 支持鸿蒙电脑</w:t>
       </w:r>
     </w:p>
     <w:p>
@@ -131,7 +131,7 @@
           <w:color w:val="888888"/>
           <w:sz w:val="18"/>
         </w:rPr>
-        <w:t>来源:IT之家 | 时间:09-21 14:01</w:t>
+        <w:t>来源:IT之家 | 时间:09-21 18:37</w:t>
       </w:r>
     </w:p>
     <w:p>
@@ -148,7 +148,7 @@
             <w:color w:val="0563C1"/>
             <w:u w:val="single"/>
           </w:rPr>
-          <w:t>Marvell 宣布展示业界首批 AI 数据中心基础设施 2nm 光学技术</w:t>
+          <w:t>鸿蒙 PC 生态首款 AI 编程智能体工作台，阿里 Qoder 支持鸿蒙电脑</w:t>
         </w:r>
       </w:hyperlink>
     </w:p>
@@ -172,7 +172,7 @@
           <w:color w:val="888888"/>
           <w:sz w:val="24"/>
         </w:rPr>
-        <w:t>微软 AI 负责人苏莱曼：美国不应该以中国 AI 发展太快为理由反对监管</w:t>
+        <w:t>联合国：不必等风险完全厘清，各国应提前管控 AI 智能体</w:t>
       </w:r>
     </w:p>
     <w:p>
@@ -182,7 +182,7 @@
           <w:color w:val="888888"/>
           <w:sz w:val="18"/>
         </w:rPr>
-        <w:t>来源:IT之家 | 时间:09-21 12:23</w:t>
+        <w:t>来源:IT之家 | 时间:09-21 18:31</w:t>
       </w:r>
     </w:p>
     <w:p>
@@ -199,7 +199,7 @@
             <w:color w:val="0563C1"/>
             <w:u w:val="single"/>
           </w:rPr>
-          <w:t>微软 AI 负责人苏莱曼：美国不应该以中国 AI 发展太快为理由反对监管</w:t>
+          <w:t>联合国：不必等风险完全厘清，各国应提前管控 AI 智能体</w:t>
         </w:r>
       </w:hyperlink>
     </w:p>
@@ -223,7 +223,7 @@
           <w:color w:val="888888"/>
           <w:sz w:val="24"/>
         </w:rPr>
-        <w:t>造谣企业要求“收费删帖”：自媒体博主利用 AI 生成不实文章敲诈 230 万元被抓</w:t>
+        <w:t>华为云码道上线鸿蒙编码大模型，千行代码错误率降低 80% 以上</w:t>
       </w:r>
     </w:p>
     <w:p>
@@ -233,7 +233,7 @@
           <w:color w:val="888888"/>
           <w:sz w:val="18"/>
         </w:rPr>
-        <w:t>来源:IT之家 | 时间:09-21 10:25</w:t>
+        <w:t>来源:IT之家 | 时间:09-21 17:51</w:t>
       </w:r>
     </w:p>
     <w:p>
@@ -250,7 +250,7 @@
             <w:color w:val="0563C1"/>
             <w:u w:val="single"/>
           </w:rPr>
-          <w:t>造谣企业要求“收费删帖”：自媒体博主利用 AI 生成不实文章敲诈 230 万元被抓</w:t>
+          <w:t>华为云码道上线鸿蒙编码大模型，千行代码错误率降低 80% 以上</w:t>
         </w:r>
       </w:hyperlink>
     </w:p>
@@ -274,7 +274,7 @@
           <w:color w:val="888888"/>
           <w:sz w:val="24"/>
         </w:rPr>
-        <w:t>深蓝 S07 AI 激光版 9 月 28 日登场，搭载 AI 激光感知方案与超级三电系统</w:t>
+        <w:t>新增北京大连：苹果 AirPods 5 主动降噪耳机 849 元国补限地区，以旧换新 699 元起</w:t>
       </w:r>
     </w:p>
     <w:p>
@@ -284,7 +284,7 @@
           <w:color w:val="888888"/>
           <w:sz w:val="18"/>
         </w:rPr>
-        <w:t>来源:IT之家 | 时间:09-21 10:11</w:t>
+        <w:t>来源:IT之家 | 时间:09-21 16:28</w:t>
       </w:r>
     </w:p>
     <w:p>
@@ -301,7 +301,109 @@
             <w:color w:val="0563C1"/>
             <w:u w:val="single"/>
           </w:rPr>
-          <w:t>深蓝 S07 AI 激光版 9 月 28 日登场，搭载 AI 激光感知方案与超级三电系统</w:t>
+          <w:t>新增北京大连：苹果 AirPods 5 主动降噪耳机 849 元国补限地区，以旧换新 699 元起</w:t>
+        </w:r>
+      </w:hyperlink>
+    </w:p>
+    <w:p>
+      <w:pPr>
+        <w:pStyle w:val="Heading3"/>
+      </w:pPr>
+      <w:r>
+        <w:rPr>
+          <w:rFonts w:ascii="Times New Roman" w:hAnsi="Times New Roman" w:eastAsia="黑体"/>
+          <w:b w:val="0"/>
+          <w:color w:val="888888"/>
+          <w:sz w:val="24"/>
+        </w:rPr>
+        <w:t>【C级·参考】</w:t>
+      </w:r>
+      <w:r>
+        <w:rPr>
+          <w:rFonts w:ascii="Times New Roman" w:hAnsi="Times New Roman" w:eastAsia="黑体"/>
+          <w:b w:val="0"/>
+          <w:color w:val="888888"/>
+          <w:sz w:val="24"/>
+        </w:rPr>
+        <w:t>Show HN: Mini-AGI – Dynamic continual learning model trained on 8GB VRAM</w:t>
+      </w:r>
+    </w:p>
+    <w:p>
+      <w:r>
+        <w:rPr>
+          <w:rFonts w:ascii="Times New Roman" w:hAnsi="Times New Roman" w:eastAsia="宋体"/>
+          <w:color w:val="888888"/>
+          <w:sz w:val="18"/>
+        </w:rPr>
+        <w:t>来源:Hacker News | 时间:09-21 12:42</w:t>
+      </w:r>
+    </w:p>
+    <w:p>
+      <w:r>
+        <w:rPr>
+          <w:rFonts w:ascii="Times New Roman" w:hAnsi="Times New Roman" w:eastAsia="宋体"/>
+          <w:sz w:val="18"/>
+        </w:rPr>
+        <w:t>链接:</w:t>
+      </w:r>
+      <w:hyperlink r:id="rId14">
+        <w:r>
+          <w:rPr>
+            <w:color w:val="0563C1"/>
+            <w:u w:val="single"/>
+          </w:rPr>
+          <w:t>Show HN: Mini-AGI – Dynamic continual learning model trained on 8GB VRAM</w:t>
+        </w:r>
+      </w:hyperlink>
+    </w:p>
+    <w:p>
+      <w:pPr>
+        <w:pStyle w:val="Heading3"/>
+      </w:pPr>
+      <w:r>
+        <w:rPr>
+          <w:rFonts w:ascii="Times New Roman" w:hAnsi="Times New Roman" w:eastAsia="黑体"/>
+          <w:b w:val="0"/>
+          <w:color w:val="888888"/>
+          <w:sz w:val="24"/>
+        </w:rPr>
+        <w:t>【C级·参考】</w:t>
+      </w:r>
+      <w:r>
+        <w:rPr>
+          <w:rFonts w:ascii="Times New Roman" w:hAnsi="Times New Roman" w:eastAsia="黑体"/>
+          <w:b w:val="0"/>
+          <w:color w:val="888888"/>
+          <w:sz w:val="24"/>
+        </w:rPr>
+        <w:t>遮光贴、智能戒指、AI眼镜 AI时代如何防考试作弊</w:t>
+      </w:r>
+    </w:p>
+    <w:p>
+      <w:r>
+        <w:rPr>
+          <w:rFonts w:ascii="Times New Roman" w:hAnsi="Times New Roman" w:eastAsia="宋体"/>
+          <w:color w:val="888888"/>
+          <w:sz w:val="18"/>
+        </w:rPr>
+        <w:t>来源:Bing新闻 | 时间:09-21 11:33</w:t>
+      </w:r>
+    </w:p>
+    <w:p>
+      <w:r>
+        <w:rPr>
+          <w:rFonts w:ascii="Times New Roman" w:hAnsi="Times New Roman" w:eastAsia="宋体"/>
+          <w:sz w:val="18"/>
+        </w:rPr>
+        <w:t>链接:</w:t>
+      </w:r>
+      <w:hyperlink r:id="rId15">
+        <w:r>
+          <w:rPr>
+            <w:color w:val="0563C1"/>
+            <w:u w:val="single"/>
+          </w:rPr>
+          <w:t>遮光贴、智能戒指、AI眼镜 AI时代如何防考试作弊</w:t>
         </w:r>
       </w:hyperlink>
     </w:p>
@@ -346,64 +448,13 @@
         </w:rPr>
         <w:t>链接:</w:t>
       </w:r>
-      <w:hyperlink r:id="rId14">
+      <w:hyperlink r:id="rId16">
         <w:r>
           <w:rPr>
             <w:color w:val="0563C1"/>
             <w:u w:val="single"/>
           </w:rPr>
           <w:t>“用AI编程的菜鸟太多、忍不了”！知名极客停止PS5 Linux项目、宣布离职</w:t>
-        </w:r>
-      </w:hyperlink>
-    </w:p>
-    <w:p>
-      <w:pPr>
-        <w:pStyle w:val="Heading3"/>
-      </w:pPr>
-      <w:r>
-        <w:rPr>
-          <w:rFonts w:ascii="Times New Roman" w:hAnsi="Times New Roman" w:eastAsia="黑体"/>
-          <w:b w:val="0"/>
-          <w:color w:val="888888"/>
-          <w:sz w:val="24"/>
-        </w:rPr>
-        <w:t>【C级·参考】</w:t>
-      </w:r>
-      <w:r>
-        <w:rPr>
-          <w:rFonts w:ascii="Times New Roman" w:hAnsi="Times New Roman" w:eastAsia="黑体"/>
-          <w:b w:val="0"/>
-          <w:color w:val="888888"/>
-          <w:sz w:val="24"/>
-        </w:rPr>
-        <w:t>雷神移动工作站 AI Master M7000 发售：锐龙 AI Max+ 395，64GB 内存 + 85GB AI SSD 缓存</w:t>
-      </w:r>
-    </w:p>
-    <w:p>
-      <w:r>
-        <w:rPr>
-          <w:rFonts w:ascii="Times New Roman" w:hAnsi="Times New Roman" w:eastAsia="宋体"/>
-          <w:color w:val="888888"/>
-          <w:sz w:val="18"/>
-        </w:rPr>
-        <w:t>来源:IT之家 | 时间:09-21 10:03</w:t>
-      </w:r>
-    </w:p>
-    <w:p>
-      <w:r>
-        <w:rPr>
-          <w:rFonts w:ascii="Times New Roman" w:hAnsi="Times New Roman" w:eastAsia="宋体"/>
-          <w:sz w:val="18"/>
-        </w:rPr>
-        <w:t>链接:</w:t>
-      </w:r>
-      <w:hyperlink r:id="rId15">
-        <w:r>
-          <w:rPr>
-            <w:color w:val="0563C1"/>
-            <w:u w:val="single"/>
-          </w:rPr>
-          <w:t>雷神移动工作站 AI Master M7000 发售：锐龙 AI Max+ 395，64GB 内存 + 85GB AI SSD 缓存</w:t>
         </w:r>
       </w:hyperlink>
     </w:p>
@@ -437,7 +488,7 @@
           <w:color w:val="888888"/>
           <w:sz w:val="18"/>
         </w:rPr>
-        <w:t>来源:Bing新闻 | 时间:09-20 19:48</w:t>
+        <w:t>来源:Bing新闻 | 时间:09-21 09:48</w:t>
       </w:r>
     </w:p>
     <w:p>
@@ -448,7 +499,7 @@
         </w:rPr>
         <w:t>链接:</w:t>
       </w:r>
-      <w:hyperlink r:id="rId16">
+      <w:hyperlink r:id="rId17">
         <w:r>
           <w:rPr>
             <w:color w:val="0563C1"/>
@@ -478,7 +529,7 @@
           <w:color w:val="888888"/>
           <w:sz w:val="24"/>
         </w:rPr>
-        <w:t>遮光贴、智能戒指、AI眼镜 AI时代如何防考试作弊</w:t>
+        <w:t>Amiga Unix, Again</w:t>
       </w:r>
     </w:p>
     <w:p>
@@ -488,7 +539,7 @@
           <w:color w:val="888888"/>
           <w:sz w:val="18"/>
         </w:rPr>
-        <w:t>来源:Bing新闻 | 时间:09-20 19:17</w:t>
+        <w:t>来源:Hacker News | 时间:09-21 07:57</w:t>
       </w:r>
     </w:p>
     <w:p>
@@ -499,13 +550,13 @@
         </w:rPr>
         <w:t>链接:</w:t>
       </w:r>
-      <w:hyperlink r:id="rId17">
+      <w:hyperlink r:id="rId18">
         <w:r>
           <w:rPr>
             <w:color w:val="0563C1"/>
             <w:u w:val="single"/>
           </w:rPr>
-          <w:t>遮光贴、智能戒指、AI眼镜 AI时代如何防考试作弊</w:t>
+          <w:t>Amiga Unix, Again</w:t>
         </w:r>
       </w:hyperlink>
     </w:p>
@@ -529,7 +580,7 @@
           <w:color w:val="888888"/>
           <w:sz w:val="24"/>
         </w:rPr>
-        <w:t>理想 AI 眼镜 Livis 获 9 月 OTA 升级：同声传译新增多语种、音量可根据环境动态调节等</w:t>
+        <w:t>穿上外骨骼、戴上AI眼镜，数贸会上记者被“黑科技”武装到了脚力、眼力、脑力</w:t>
       </w:r>
     </w:p>
     <w:p>
@@ -539,7 +590,7 @@
           <w:color w:val="888888"/>
           <w:sz w:val="18"/>
         </w:rPr>
-        <w:t>来源:Bing新闻 | 时间:09-20 14:50</w:t>
+        <w:t>来源:Bing新闻 | 时间:09-21 07:12</w:t>
       </w:r>
     </w:p>
     <w:p>
@@ -550,13 +601,13 @@
         </w:rPr>
         <w:t>链接:</w:t>
       </w:r>
-      <w:hyperlink r:id="rId18">
+      <w:hyperlink r:id="rId19">
         <w:r>
           <w:rPr>
             <w:color w:val="0563C1"/>
             <w:u w:val="single"/>
           </w:rPr>
-          <w:t>理想 AI 眼镜 Livis 获 9 月 OTA 升级：同声传译新增多语种、音量可根据环境动态调节等</w:t>
+          <w:t>穿上外骨骼、戴上AI眼镜，数贸会上记者被“黑科技”武装到了脚力、眼力、脑力</w:t>
         </w:r>
       </w:hyperlink>
     </w:p>
@@ -580,7 +631,7 @@
           <w:color w:val="888888"/>
           <w:sz w:val="24"/>
         </w:rPr>
-        <w:t>Spain Orders Blocks on Archive.today and Its Mirrors</w:t>
+        <w:t>AI眼镜持续热销 隐私安全成核心考题</w:t>
       </w:r>
     </w:p>
     <w:p>
@@ -590,7 +641,7 @@
           <w:color w:val="888888"/>
           <w:sz w:val="18"/>
         </w:rPr>
-        <w:t>来源:Hacker News | 时间:09-20 14:16</w:t>
+        <w:t>来源:Bing新闻 | 时间:09-21 06:22</w:t>
       </w:r>
     </w:p>
     <w:p>
@@ -601,13 +652,13 @@
         </w:rPr>
         <w:t>链接:</w:t>
       </w:r>
-      <w:hyperlink r:id="rId19">
+      <w:hyperlink r:id="rId20">
         <w:r>
           <w:rPr>
             <w:color w:val="0563C1"/>
             <w:u w:val="single"/>
           </w:rPr>
-          <w:t>Spain Orders Blocks on Archive.today and Its Mirrors</w:t>
+          <w:t>AI眼镜持续热销 隐私安全成核心考题</w:t>
         </w:r>
       </w:hyperlink>
     </w:p>
@@ -631,7 +682,7 @@
           <w:color w:val="888888"/>
           <w:sz w:val="24"/>
         </w:rPr>
-        <w:t>全彩AI眼镜升温，Rokid、秋果计划相继推出新品</w:t>
+        <w:t>AI硬件下半场：智能体如何重塑产品价值与行业生态？</w:t>
       </w:r>
     </w:p>
     <w:p>
@@ -641,7 +692,7 @@
           <w:color w:val="888888"/>
           <w:sz w:val="18"/>
         </w:rPr>
-        <w:t>来源:Bing新闻 | 时间:09-20 11:40</w:t>
+        <w:t>来源:Bing新闻 | 时间:09-21 05:35</w:t>
       </w:r>
     </w:p>
     <w:p>
@@ -652,13 +703,64 @@
         </w:rPr>
         <w:t>链接:</w:t>
       </w:r>
-      <w:hyperlink r:id="rId20">
+      <w:hyperlink r:id="rId21">
         <w:r>
           <w:rPr>
             <w:color w:val="0563C1"/>
             <w:u w:val="single"/>
           </w:rPr>
-          <w:t>全彩AI眼镜升温，Rokid、秋果计划相继推出新品</w:t>
+          <w:t>AI硬件下半场：智能体如何重塑产品价值与行业生态？</w:t>
+        </w:r>
+      </w:hyperlink>
+    </w:p>
+    <w:p>
+      <w:pPr>
+        <w:pStyle w:val="Heading3"/>
+      </w:pPr>
+      <w:r>
+        <w:rPr>
+          <w:rFonts w:ascii="Times New Roman" w:hAnsi="Times New Roman" w:eastAsia="黑体"/>
+          <w:b w:val="0"/>
+          <w:color w:val="888888"/>
+          <w:sz w:val="24"/>
+        </w:rPr>
+        <w:t>【C级·参考】</w:t>
+      </w:r>
+      <w:r>
+        <w:rPr>
+          <w:rFonts w:ascii="Times New Roman" w:hAnsi="Times New Roman" w:eastAsia="黑体"/>
+          <w:b w:val="0"/>
+          <w:color w:val="888888"/>
+          <w:sz w:val="24"/>
+        </w:rPr>
+        <w:t>Spain orders blocks on Archive.today and its mirrors</w:t>
+      </w:r>
+    </w:p>
+    <w:p>
+      <w:r>
+        <w:rPr>
+          <w:rFonts w:ascii="Times New Roman" w:hAnsi="Times New Roman" w:eastAsia="宋体"/>
+          <w:color w:val="888888"/>
+          <w:sz w:val="18"/>
+        </w:rPr>
+        <w:t>来源:Hacker News | 时间:09-20 14:16</w:t>
+      </w:r>
+    </w:p>
+    <w:p>
+      <w:r>
+        <w:rPr>
+          <w:rFonts w:ascii="Times New Roman" w:hAnsi="Times New Roman" w:eastAsia="宋体"/>
+          <w:sz w:val="18"/>
+        </w:rPr>
+        <w:t>链接:</w:t>
+      </w:r>
+      <w:hyperlink r:id="rId22">
+        <w:r>
+          <w:rPr>
+            <w:color w:val="0563C1"/>
+            <w:u w:val="single"/>
+          </w:rPr>
+          <w:t>Spain orders blocks on Archive.today and its mirrors</w:t>
         </w:r>
       </w:hyperlink>
     </w:p>
@@ -694,7 +796,7 @@
           <w:color w:val="888888"/>
           <w:sz w:val="24"/>
         </w:rPr>
-        <w:t>IDC：2026 上半年全球四足机器人出货量同比增长 92.5%，宇树、云深处、智元三大国产厂商霸榜</w:t>
+        <w:t>小米雷军澄清“打新宇树科技赚了 100 多亿”：是顺为投资的，而且不是打新、是早期天使投资</w:t>
       </w:r>
     </w:p>
     <w:p>
@@ -704,7 +806,7 @@
           <w:color w:val="888888"/>
           <w:sz w:val="18"/>
         </w:rPr>
-        <w:t>来源:IT之家 | 时间:09-21 11:53</w:t>
+        <w:t>来源:IT之家 | 时间:09-21 20:28</w:t>
       </w:r>
     </w:p>
     <w:p>
@@ -715,13 +817,13 @@
         </w:rPr>
         <w:t>链接:</w:t>
       </w:r>
-      <w:hyperlink r:id="rId21">
+      <w:hyperlink r:id="rId23">
         <w:r>
           <w:rPr>
             <w:color w:val="0563C1"/>
             <w:u w:val="single"/>
           </w:rPr>
-          <w:t>IDC：2026 上半年全球四足机器人出货量同比增长 92.5%，宇树、云深处、智元三大国产厂商霸榜</w:t>
+          <w:t>小米雷军澄清“打新宇树科技赚了 100 多亿”：是顺为投资的，而且不是打新、是早期天使投资</w:t>
         </w:r>
       </w:hyperlink>
     </w:p>
@@ -745,7 +847,7 @@
           <w:color w:val="888888"/>
           <w:sz w:val="24"/>
         </w:rPr>
-        <w:t>消息称特斯拉机器人团队在长三角审厂，多家企业已获订单</w:t>
+        <w:t>宇树科技发布 Dex5-S 灵巧手：22 自由度、真手 1:1 尺寸，售价 3.99 万元起</w:t>
       </w:r>
     </w:p>
     <w:p>
@@ -755,7 +857,7 @@
           <w:color w:val="888888"/>
           <w:sz w:val="18"/>
         </w:rPr>
-        <w:t>来源:IT之家 | 时间:09-21 10:54</w:t>
+        <w:t>来源:IT之家 | 时间:09-21 19:14</w:t>
       </w:r>
     </w:p>
     <w:p>
@@ -766,76 +868,13 @@
         </w:rPr>
         <w:t>链接:</w:t>
       </w:r>
-      <w:hyperlink r:id="rId22">
+      <w:hyperlink r:id="rId24">
         <w:r>
           <w:rPr>
             <w:color w:val="0563C1"/>
             <w:u w:val="single"/>
           </w:rPr>
-          <w:t>消息称特斯拉机器人团队在长三角审厂，多家企业已获订单</w:t>
-        </w:r>
-      </w:hyperlink>
-    </w:p>
-    <w:p>
-      <w:pPr>
-        <w:pStyle w:val="Heading2"/>
-      </w:pPr>
-      <w:r>
-        <w:rPr>
-          <w:rFonts w:ascii="Times New Roman" w:hAnsi="Times New Roman" w:eastAsia="黑体"/>
-          <w:sz w:val="28"/>
-        </w:rPr>
-        <w:t>无人驾驶/低空/智慧出行</w:t>
-      </w:r>
-    </w:p>
-    <w:p>
-      <w:pPr>
-        <w:pStyle w:val="Heading3"/>
-      </w:pPr>
-      <w:r>
-        <w:rPr>
-          <w:rFonts w:ascii="Times New Roman" w:hAnsi="Times New Roman" w:eastAsia="黑体"/>
-          <w:b w:val="0"/>
-          <w:color w:val="888888"/>
-          <w:sz w:val="24"/>
-        </w:rPr>
-        <w:t>【C级·参考】</w:t>
-      </w:r>
-      <w:r>
-        <w:rPr>
-          <w:rFonts w:ascii="Times New Roman" w:hAnsi="Times New Roman" w:eastAsia="黑体"/>
-          <w:b w:val="0"/>
-          <w:color w:val="888888"/>
-          <w:sz w:val="24"/>
-        </w:rPr>
-        <w:t>鸿蒙智行首款纯电 MPV 享界 V8 核心配置公布，全系标配 800V 高压平台、华为乾崑智驾</w:t>
-      </w:r>
-    </w:p>
-    <w:p>
-      <w:r>
-        <w:rPr>
-          <w:rFonts w:ascii="Times New Roman" w:hAnsi="Times New Roman" w:eastAsia="宋体"/>
-          <w:color w:val="888888"/>
-          <w:sz w:val="18"/>
-        </w:rPr>
-        <w:t>来源:IT之家 | 时间:09-21 13:49</w:t>
-      </w:r>
-    </w:p>
-    <w:p>
-      <w:r>
-        <w:rPr>
-          <w:rFonts w:ascii="Times New Roman" w:hAnsi="Times New Roman" w:eastAsia="宋体"/>
-          <w:sz w:val="18"/>
-        </w:rPr>
-        <w:t>链接:</w:t>
-      </w:r>
-      <w:hyperlink r:id="rId23">
-        <w:r>
-          <w:rPr>
-            <w:color w:val="0563C1"/>
-            <w:u w:val="single"/>
-          </w:rPr>
-          <w:t>鸿蒙智行首款纯电 MPV 享界 V8 核心配置公布，全系标配 800V 高压平台、华为乾崑智驾</w:t>
+          <w:t>宇树科技发布 Dex5-S 灵巧手：22 自由度、真手 1:1 尺寸，售价 3.99 万元起</w:t>
         </w:r>
       </w:hyperlink>
     </w:p>
@@ -859,7 +898,7 @@
           <w:color w:val="888888"/>
           <w:sz w:val="24"/>
         </w:rPr>
-        <w:t>能在 100 米高空救援的无人机：“天目山九号”飞行平台发布，一次能载 3 个人</w:t>
+        <w:t>消息称三星组建新团队研发芯片工厂机器人，推进半导体工厂自动化转型</w:t>
       </w:r>
     </w:p>
     <w:p>
@@ -869,7 +908,7 @@
           <w:color w:val="888888"/>
           <w:sz w:val="18"/>
         </w:rPr>
-        <w:t>来源:IT之家 | 时间:09-21 11:34</w:t>
+        <w:t>来源:IT之家 | 时间:09-21 18:42</w:t>
       </w:r>
     </w:p>
     <w:p>
@@ -880,15 +919,83 @@
         </w:rPr>
         <w:t>链接:</w:t>
       </w:r>
-      <w:hyperlink r:id="rId24">
+      <w:hyperlink r:id="rId25">
         <w:r>
           <w:rPr>
             <w:color w:val="0563C1"/>
             <w:u w:val="single"/>
           </w:rPr>
-          <w:t>能在 100 米高空救援的无人机：“天目山九号”飞行平台发布，一次能载 3 个人</w:t>
+          <w:t>消息称三星组建新团队研发芯片工厂机器人，推进半导体工厂自动化转型</w:t>
         </w:r>
       </w:hyperlink>
+    </w:p>
+    <w:p>
+      <w:pPr>
+        <w:pStyle w:val="Heading3"/>
+      </w:pPr>
+      <w:r>
+        <w:rPr>
+          <w:rFonts w:ascii="Times New Roman" w:hAnsi="Times New Roman" w:eastAsia="黑体"/>
+          <w:b w:val="0"/>
+          <w:color w:val="888888"/>
+          <w:sz w:val="24"/>
+        </w:rPr>
+        <w:t>【C级·参考】</w:t>
+      </w:r>
+      <w:r>
+        <w:rPr>
+          <w:rFonts w:ascii="Times New Roman" w:hAnsi="Times New Roman" w:eastAsia="黑体"/>
+          <w:b w:val="0"/>
+          <w:color w:val="888888"/>
+          <w:sz w:val="24"/>
+        </w:rPr>
+        <w:t>大晓机器人联合中国石油落地首个加油站便利店具身智能项目</w:t>
+      </w:r>
+    </w:p>
+    <w:p>
+      <w:r>
+        <w:rPr>
+          <w:rFonts w:ascii="Times New Roman" w:hAnsi="Times New Roman" w:eastAsia="宋体"/>
+          <w:color w:val="888888"/>
+          <w:sz w:val="18"/>
+        </w:rPr>
+        <w:t>来源:IT之家 | 时间:09-21 17:05</w:t>
+      </w:r>
+    </w:p>
+    <w:p>
+      <w:r>
+        <w:rPr>
+          <w:rFonts w:ascii="Times New Roman" w:hAnsi="Times New Roman" w:eastAsia="宋体"/>
+          <w:sz w:val="18"/>
+        </w:rPr>
+        <w:t>链接:</w:t>
+      </w:r>
+      <w:hyperlink r:id="rId26">
+        <w:r>
+          <w:rPr>
+            <w:color w:val="0563C1"/>
+            <w:u w:val="single"/>
+          </w:rPr>
+          <w:t>大晓机器人联合中国石油落地首个加油站便利店具身智能项目</w:t>
+        </w:r>
+      </w:hyperlink>
+    </w:p>
+    <w:p>
+      <w:pPr>
+        <w:pStyle w:val="Heading2"/>
+      </w:pPr>
+      <w:r>
+        <w:rPr>
+          <w:rFonts w:ascii="Times New Roman" w:hAnsi="Times New Roman" w:eastAsia="黑体"/>
+          <w:sz w:val="28"/>
+        </w:rPr>
+        <w:t>无人驾驶/低空/智慧出行</w:t>
+      </w:r>
+    </w:p>
+    <w:p>
+      <w:r>
+        <w:t>本线口暂无重要更新</w:t>
+      </w:r>
     </w:p>
     <w:p>
       <w:pPr>
@@ -939,7 +1046,7 @@
           <w:color w:val="888888"/>
           <w:sz w:val="24"/>
         </w:rPr>
-        <w:t>米哈游反舞弊通报：2 人被公安机关依法逮捕，相关供应商列入黑名单</w:t>
+        <w:t>网易云音乐鸿蒙端 App 获 9.6.0“超大”版本尝鲜升级：删除测试版字样、适配深色模式等</w:t>
       </w:r>
     </w:p>
     <w:p>
@@ -949,7 +1056,7 @@
           <w:color w:val="888888"/>
           <w:sz w:val="18"/>
         </w:rPr>
-        <w:t>来源:IT之家 | 时间:09-21 14:21</w:t>
+        <w:t>来源:IT之家 | 时间:09-21 21:53</w:t>
       </w:r>
     </w:p>
     <w:p>
@@ -960,13 +1067,13 @@
         </w:rPr>
         <w:t>链接:</w:t>
       </w:r>
-      <w:hyperlink r:id="rId25">
+      <w:hyperlink r:id="rId27">
         <w:r>
           <w:rPr>
             <w:color w:val="0563C1"/>
             <w:u w:val="single"/>
           </w:rPr>
-          <w:t>米哈游反舞弊通报：2 人被公安机关依法逮捕，相关供应商列入黑名单</w:t>
+          <w:t>网易云音乐鸿蒙端 App 获 9.6.0“超大”版本尝鲜升级：删除测试版字样、适配深色模式等</w:t>
         </w:r>
       </w:hyperlink>
     </w:p>
@@ -990,7 +1097,7 @@
           <w:color w:val="888888"/>
           <w:sz w:val="24"/>
         </w:rPr>
-        <w:t>开发者将任天堂 N64 平台经典游戏《黄金眼 007》移植到 PC，支持 60FPS、双摇杆操作等</w:t>
+        <w:t>《GTA 6》发售前 R 星发布旗下游戏 Mod 修改规范，划定多项严格禁令</w:t>
       </w:r>
     </w:p>
     <w:p>
@@ -1000,7 +1107,7 @@
           <w:color w:val="888888"/>
           <w:sz w:val="18"/>
         </w:rPr>
-        <w:t>来源:IT之家 | 时间:09-21 12:40</w:t>
+        <w:t>来源:IT之家 | 时间:09-21 20:35</w:t>
       </w:r>
     </w:p>
     <w:p>
@@ -1011,13 +1118,64 @@
         </w:rPr>
         <w:t>链接:</w:t>
       </w:r>
-      <w:hyperlink r:id="rId26">
+      <w:hyperlink r:id="rId28">
         <w:r>
           <w:rPr>
             <w:color w:val="0563C1"/>
             <w:u w:val="single"/>
           </w:rPr>
-          <w:t>开发者将任天堂 N64 平台经典游戏《黄金眼 007》移植到 PC，支持 60FPS、双摇杆操作等</w:t>
+          <w:t>《GTA 6》发售前 R 星发布旗下游戏 Mod 修改规范，划定多项严格禁令</w:t>
+        </w:r>
+      </w:hyperlink>
+    </w:p>
+    <w:p>
+      <w:pPr>
+        <w:pStyle w:val="Heading3"/>
+      </w:pPr>
+      <w:r>
+        <w:rPr>
+          <w:rFonts w:ascii="Times New Roman" w:hAnsi="Times New Roman" w:eastAsia="黑体"/>
+          <w:b w:val="0"/>
+          <w:color w:val="888888"/>
+          <w:sz w:val="24"/>
+        </w:rPr>
+        <w:t>【C级·参考】</w:t>
+      </w:r>
+      <w:r>
+        <w:rPr>
+          <w:rFonts w:ascii="Times New Roman" w:hAnsi="Times New Roman" w:eastAsia="黑体"/>
+          <w:b w:val="0"/>
+          <w:color w:val="888888"/>
+          <w:sz w:val="24"/>
+        </w:rPr>
+        <w:t>蚂蚁电竞发布新一代 HMO 技术 QHD 540Hz 显示器 ANT255TQ、ANT275TQ</w:t>
+      </w:r>
+    </w:p>
+    <w:p>
+      <w:r>
+        <w:rPr>
+          <w:rFonts w:ascii="Times New Roman" w:hAnsi="Times New Roman" w:eastAsia="宋体"/>
+          <w:color w:val="888888"/>
+          <w:sz w:val="18"/>
+        </w:rPr>
+        <w:t>来源:IT之家 | 时间:09-21 18:54</w:t>
+      </w:r>
+    </w:p>
+    <w:p>
+      <w:r>
+        <w:rPr>
+          <w:rFonts w:ascii="Times New Roman" w:hAnsi="Times New Roman" w:eastAsia="宋体"/>
+          <w:sz w:val="18"/>
+        </w:rPr>
+        <w:t>链接:</w:t>
+      </w:r>
+      <w:hyperlink r:id="rId29">
+        <w:r>
+          <w:rPr>
+            <w:color w:val="0563C1"/>
+            <w:u w:val="single"/>
+          </w:rPr>
+          <w:t>蚂蚁电竞发布新一代 HMO 技术 QHD 540Hz 显示器 ANT255TQ、ANT275TQ</w:t>
         </w:r>
       </w:hyperlink>
     </w:p>
@@ -1062,115 +1220,13 @@
         </w:rPr>
         <w:t>链接:</w:t>
       </w:r>
-      <w:hyperlink r:id="rId27">
+      <w:hyperlink r:id="rId30">
         <w:r>
           <w:rPr>
             <w:color w:val="0563C1"/>
             <w:u w:val="single"/>
           </w:rPr>
           <w:t>获米哈游投资后，璇子新游戏有名字了？注册“于此降临”商标！</w:t>
-        </w:r>
-      </w:hyperlink>
-    </w:p>
-    <w:p>
-      <w:pPr>
-        <w:pStyle w:val="Heading3"/>
-      </w:pPr>
-      <w:r>
-        <w:rPr>
-          <w:rFonts w:ascii="Times New Roman" w:hAnsi="Times New Roman" w:eastAsia="黑体"/>
-          <w:b w:val="0"/>
-          <w:color w:val="888888"/>
-          <w:sz w:val="24"/>
-        </w:rPr>
-        <w:t>【C级·参考】</w:t>
-      </w:r>
-      <w:r>
-        <w:rPr>
-          <w:rFonts w:ascii="Times New Roman" w:hAnsi="Times New Roman" w:eastAsia="黑体"/>
-          <w:b w:val="0"/>
-          <w:color w:val="888888"/>
-          <w:sz w:val="24"/>
-        </w:rPr>
-        <w:t>雷蛇将推《崩坏：星穹铁道》银狼 LV.999 联名电竞椅、键盘、鼠标、耳机</w:t>
-      </w:r>
-    </w:p>
-    <w:p>
-      <w:r>
-        <w:rPr>
-          <w:rFonts w:ascii="Times New Roman" w:hAnsi="Times New Roman" w:eastAsia="宋体"/>
-          <w:color w:val="888888"/>
-          <w:sz w:val="18"/>
-        </w:rPr>
-        <w:t>来源:IT之家 | 时间:09-21 10:52</w:t>
-      </w:r>
-    </w:p>
-    <w:p>
-      <w:r>
-        <w:rPr>
-          <w:rFonts w:ascii="Times New Roman" w:hAnsi="Times New Roman" w:eastAsia="宋体"/>
-          <w:sz w:val="18"/>
-        </w:rPr>
-        <w:t>链接:</w:t>
-      </w:r>
-      <w:hyperlink r:id="rId28">
-        <w:r>
-          <w:rPr>
-            <w:color w:val="0563C1"/>
-            <w:u w:val="single"/>
-          </w:rPr>
-          <w:t>雷蛇将推《崩坏：星穹铁道》银狼 LV.999 联名电竞椅、键盘、鼠标、耳机</w:t>
-        </w:r>
-      </w:hyperlink>
-    </w:p>
-    <w:p>
-      <w:pPr>
-        <w:pStyle w:val="Heading3"/>
-      </w:pPr>
-      <w:r>
-        <w:rPr>
-          <w:rFonts w:ascii="Times New Roman" w:hAnsi="Times New Roman" w:eastAsia="黑体"/>
-          <w:b w:val="0"/>
-          <w:color w:val="888888"/>
-          <w:sz w:val="24"/>
-        </w:rPr>
-        <w:t>【C级·参考】</w:t>
-      </w:r>
-      <w:r>
-        <w:rPr>
-          <w:rFonts w:ascii="Times New Roman" w:hAnsi="Times New Roman" w:eastAsia="黑体"/>
-          <w:b w:val="0"/>
-          <w:color w:val="888888"/>
-          <w:sz w:val="24"/>
-        </w:rPr>
-        <w:t>微信鸿蒙版 App 获 8.0.22.16 版本邀测升级，新增支持游戏缓存清理等功能</w:t>
-      </w:r>
-    </w:p>
-    <w:p>
-      <w:r>
-        <w:rPr>
-          <w:rFonts w:ascii="Times New Roman" w:hAnsi="Times New Roman" w:eastAsia="宋体"/>
-          <w:color w:val="888888"/>
-          <w:sz w:val="18"/>
-        </w:rPr>
-        <w:t>来源:IT之家 | 时间:09-21 10:36</w:t>
-      </w:r>
-    </w:p>
-    <w:p>
-      <w:r>
-        <w:rPr>
-          <w:rFonts w:ascii="Times New Roman" w:hAnsi="Times New Roman" w:eastAsia="宋体"/>
-          <w:sz w:val="18"/>
-        </w:rPr>
-        <w:t>链接:</w:t>
-      </w:r>
-      <w:hyperlink r:id="rId29">
-        <w:r>
-          <w:rPr>
-            <w:color w:val="0563C1"/>
-            <w:u w:val="single"/>
-          </w:rPr>
-          <w:t>微信鸿蒙版 App 获 8.0.22.16 版本邀测升级，新增支持游戏缓存清理等功能</w:t>
         </w:r>
       </w:hyperlink>
     </w:p>
@@ -1215,7 +1271,7 @@
         </w:rPr>
         <w:t>链接:</w:t>
       </w:r>
-      <w:hyperlink r:id="rId30">
+      <w:hyperlink r:id="rId31">
         <w:r>
           <w:rPr>
             <w:color w:val="0563C1"/>
@@ -1268,7 +1324,7 @@
           <w:rFonts w:ascii="Times New Roman" w:hAnsi="Times New Roman" w:eastAsia="宋体"/>
           <w:sz w:val="18"/>
         </w:rPr>
-        <w:t>IT之家(60)、GameLook(6)、HackerNews(6)、Bing新闻(6)</w:t>
+        <w:t>IT之家(60)、GameLook(7)、HackerNews(8)、Bing新闻(6)</w:t>
       </w:r>
     </w:p>
     <w:p>

--- a/briefings/线口监测午报-2026-09-21.docx
+++ b/briefings/线口监测午报-2026-09-21.docx
@@ -22,7 +22,7 @@
           <w:color w:val="888888"/>
           <w:sz w:val="18"/>
         </w:rPr>
-        <w:t>监测窗口:近48小时 | 生成时间:2026-09-21 21:58</w:t>
+        <w:t>监测窗口:近48小时 | 生成时间:2026-09-21 23:03</w:t>
       </w:r>
     </w:p>
     <w:p>
@@ -715,57 +715,6 @@
     </w:p>
     <w:p>
       <w:pPr>
-        <w:pStyle w:val="Heading3"/>
-      </w:pPr>
-      <w:r>
-        <w:rPr>
-          <w:rFonts w:ascii="Times New Roman" w:hAnsi="Times New Roman" w:eastAsia="黑体"/>
-          <w:b w:val="0"/>
-          <w:color w:val="888888"/>
-          <w:sz w:val="24"/>
-        </w:rPr>
-        <w:t>【C级·参考】</w:t>
-      </w:r>
-      <w:r>
-        <w:rPr>
-          <w:rFonts w:ascii="Times New Roman" w:hAnsi="Times New Roman" w:eastAsia="黑体"/>
-          <w:b w:val="0"/>
-          <w:color w:val="888888"/>
-          <w:sz w:val="24"/>
-        </w:rPr>
-        <w:t>Spain orders blocks on Archive.today and its mirrors</w:t>
-      </w:r>
-    </w:p>
-    <w:p>
-      <w:r>
-        <w:rPr>
-          <w:rFonts w:ascii="Times New Roman" w:hAnsi="Times New Roman" w:eastAsia="宋体"/>
-          <w:color w:val="888888"/>
-          <w:sz w:val="18"/>
-        </w:rPr>
-        <w:t>来源:Hacker News | 时间:09-20 14:16</w:t>
-      </w:r>
-    </w:p>
-    <w:p>
-      <w:r>
-        <w:rPr>
-          <w:rFonts w:ascii="Times New Roman" w:hAnsi="Times New Roman" w:eastAsia="宋体"/>
-          <w:sz w:val="18"/>
-        </w:rPr>
-        <w:t>链接:</w:t>
-      </w:r>
-      <w:hyperlink r:id="rId22">
-        <w:r>
-          <w:rPr>
-            <w:color w:val="0563C1"/>
-            <w:u w:val="single"/>
-          </w:rPr>
-          <w:t>Spain orders blocks on Archive.today and its mirrors</w:t>
-        </w:r>
-      </w:hyperlink>
-    </w:p>
-    <w:p>
-      <w:pPr>
         <w:pStyle w:val="Heading2"/>
       </w:pPr>
       <w:r>
@@ -817,7 +766,7 @@
         </w:rPr>
         <w:t>链接:</w:t>
       </w:r>
-      <w:hyperlink r:id="rId23">
+      <w:hyperlink r:id="rId22">
         <w:r>
           <w:rPr>
             <w:color w:val="0563C1"/>
@@ -868,7 +817,7 @@
         </w:rPr>
         <w:t>链接:</w:t>
       </w:r>
-      <w:hyperlink r:id="rId24">
+      <w:hyperlink r:id="rId23">
         <w:r>
           <w:rPr>
             <w:color w:val="0563C1"/>
@@ -919,64 +868,13 @@
         </w:rPr>
         <w:t>链接:</w:t>
       </w:r>
-      <w:hyperlink r:id="rId25">
+      <w:hyperlink r:id="rId24">
         <w:r>
           <w:rPr>
             <w:color w:val="0563C1"/>
             <w:u w:val="single"/>
           </w:rPr>
           <w:t>消息称三星组建新团队研发芯片工厂机器人，推进半导体工厂自动化转型</w:t>
-        </w:r>
-      </w:hyperlink>
-    </w:p>
-    <w:p>
-      <w:pPr>
-        <w:pStyle w:val="Heading3"/>
-      </w:pPr>
-      <w:r>
-        <w:rPr>
-          <w:rFonts w:ascii="Times New Roman" w:hAnsi="Times New Roman" w:eastAsia="黑体"/>
-          <w:b w:val="0"/>
-          <w:color w:val="888888"/>
-          <w:sz w:val="24"/>
-        </w:rPr>
-        <w:t>【C级·参考】</w:t>
-      </w:r>
-      <w:r>
-        <w:rPr>
-          <w:rFonts w:ascii="Times New Roman" w:hAnsi="Times New Roman" w:eastAsia="黑体"/>
-          <w:b w:val="0"/>
-          <w:color w:val="888888"/>
-          <w:sz w:val="24"/>
-        </w:rPr>
-        <w:t>大晓机器人联合中国石油落地首个加油站便利店具身智能项目</w:t>
-      </w:r>
-    </w:p>
-    <w:p>
-      <w:r>
-        <w:rPr>
-          <w:rFonts w:ascii="Times New Roman" w:hAnsi="Times New Roman" w:eastAsia="宋体"/>
-          <w:color w:val="888888"/>
-          <w:sz w:val="18"/>
-        </w:rPr>
-        <w:t>来源:IT之家 | 时间:09-21 17:05</w:t>
-      </w:r>
-    </w:p>
-    <w:p>
-      <w:r>
-        <w:rPr>
-          <w:rFonts w:ascii="Times New Roman" w:hAnsi="Times New Roman" w:eastAsia="宋体"/>
-          <w:sz w:val="18"/>
-        </w:rPr>
-        <w:t>链接:</w:t>
-      </w:r>
-      <w:hyperlink r:id="rId26">
-        <w:r>
-          <w:rPr>
-            <w:color w:val="0563C1"/>
-            <w:u w:val="single"/>
-          </w:rPr>
-          <w:t>大晓机器人联合中国石油落地首个加油站便利店具身智能项目</w:t>
         </w:r>
       </w:hyperlink>
     </w:p>
@@ -1046,6 +944,57 @@
           <w:color w:val="888888"/>
           <w:sz w:val="24"/>
         </w:rPr>
+        <w:t>华为鸿蒙 HarmonyOS 7 游戏助手功能上新，支持超级分辨率、智能 HDR、内存清理等</w:t>
+      </w:r>
+    </w:p>
+    <w:p>
+      <w:r>
+        <w:rPr>
+          <w:rFonts w:ascii="Times New Roman" w:hAnsi="Times New Roman" w:eastAsia="宋体"/>
+          <w:color w:val="888888"/>
+          <w:sz w:val="18"/>
+        </w:rPr>
+        <w:t>来源:IT之家 | 时间:09-21 22:08</w:t>
+      </w:r>
+    </w:p>
+    <w:p>
+      <w:r>
+        <w:rPr>
+          <w:rFonts w:ascii="Times New Roman" w:hAnsi="Times New Roman" w:eastAsia="宋体"/>
+          <w:sz w:val="18"/>
+        </w:rPr>
+        <w:t>链接:</w:t>
+      </w:r>
+      <w:hyperlink r:id="rId25">
+        <w:r>
+          <w:rPr>
+            <w:color w:val="0563C1"/>
+            <w:u w:val="single"/>
+          </w:rPr>
+          <w:t>华为鸿蒙 HarmonyOS 7 游戏助手功能上新，支持超级分辨率、智能 HDR、内存清理等</w:t>
+        </w:r>
+      </w:hyperlink>
+    </w:p>
+    <w:p>
+      <w:pPr>
+        <w:pStyle w:val="Heading3"/>
+      </w:pPr>
+      <w:r>
+        <w:rPr>
+          <w:rFonts w:ascii="Times New Roman" w:hAnsi="Times New Roman" w:eastAsia="黑体"/>
+          <w:b w:val="0"/>
+          <w:color w:val="888888"/>
+          <w:sz w:val="24"/>
+        </w:rPr>
+        <w:t>【C级·参考】</w:t>
+      </w:r>
+      <w:r>
+        <w:rPr>
+          <w:rFonts w:ascii="Times New Roman" w:hAnsi="Times New Roman" w:eastAsia="黑体"/>
+          <w:b w:val="0"/>
+          <w:color w:val="888888"/>
+          <w:sz w:val="24"/>
+        </w:rPr>
         <w:t>网易云音乐鸿蒙端 App 获 9.6.0“超大”版本尝鲜升级：删除测试版字样、适配深色模式等</w:t>
       </w:r>
     </w:p>
@@ -1067,7 +1016,7 @@
         </w:rPr>
         <w:t>链接:</w:t>
       </w:r>
-      <w:hyperlink r:id="rId27">
+      <w:hyperlink r:id="rId26">
         <w:r>
           <w:rPr>
             <w:color w:val="0563C1"/>
@@ -1118,7 +1067,7 @@
         </w:rPr>
         <w:t>链接:</w:t>
       </w:r>
-      <w:hyperlink r:id="rId28">
+      <w:hyperlink r:id="rId27">
         <w:r>
           <w:rPr>
             <w:color w:val="0563C1"/>
@@ -1169,7 +1118,7 @@
         </w:rPr>
         <w:t>链接:</w:t>
       </w:r>
-      <w:hyperlink r:id="rId29">
+      <w:hyperlink r:id="rId28">
         <w:r>
           <w:rPr>
             <w:color w:val="0563C1"/>
@@ -1220,7 +1169,7 @@
         </w:rPr>
         <w:t>链接:</w:t>
       </w:r>
-      <w:hyperlink r:id="rId30">
+      <w:hyperlink r:id="rId29">
         <w:r>
           <w:rPr>
             <w:color w:val="0563C1"/>
@@ -1271,7 +1220,7 @@
         </w:rPr>
         <w:t>链接:</w:t>
       </w:r>
-      <w:hyperlink r:id="rId31">
+      <w:hyperlink r:id="rId30">
         <w:r>
           <w:rPr>
             <w:color w:val="0563C1"/>
@@ -1324,7 +1273,7 @@
           <w:rFonts w:ascii="Times New Roman" w:hAnsi="Times New Roman" w:eastAsia="宋体"/>
           <w:sz w:val="18"/>
         </w:rPr>
-        <w:t>IT之家(60)、GameLook(7)、HackerNews(8)、Bing新闻(6)</w:t>
+        <w:t>IT之家(60)、GameLook(7)、HackerNews(7)、Bing新闻(6)</w:t>
       </w:r>
     </w:p>
     <w:p>
